--- a/backend/templates/FVC.docx
+++ b/backend/templates/FVC.docx
@@ -87,6 +87,7 @@
               </w:rPr>
               <w:t xml:space="preserve"> </w:t>
             </w:r>
+            <w:proofErr w:type="spellStart"/>
             <w:r>
               <w:rPr>
                 <w:rFonts w:ascii="Noto Sans" w:hAnsi="Noto Sans" w:cs="Noto Sans"/>
@@ -95,6 +96,7 @@
               </w:rPr>
               <w:t>clave_evento</w:t>
             </w:r>
+            <w:proofErr w:type="spellEnd"/>
             <w:r>
               <w:rPr>
                 <w:rFonts w:ascii="Noto Sans" w:hAnsi="Noto Sans" w:cs="Noto Sans"/>
@@ -219,6 +221,7 @@
               </w:rPr>
               <w:t xml:space="preserve"> </w:t>
             </w:r>
+            <w:proofErr w:type="spellStart"/>
             <w:r>
               <w:rPr>
                 <w:rFonts w:ascii="Noto Sans" w:hAnsi="Noto Sans" w:cs="Noto Sans"/>
@@ -227,6 +230,7 @@
               </w:rPr>
               <w:t>nombre_evento</w:t>
             </w:r>
+            <w:proofErr w:type="spellEnd"/>
             <w:r>
               <w:rPr>
                 <w:rFonts w:ascii="Noto Sans" w:hAnsi="Noto Sans" w:cs="Noto Sans"/>
@@ -293,7 +297,25 @@
                 <w:sz w:val="22"/>
                 <w:szCs w:val="22"/>
               </w:rPr>
-              <w:t>{{fecha_inicio}}</w:t>
+              <w:t>{{</w:t>
+            </w:r>
+            <w:proofErr w:type="spellStart"/>
+            <w:r>
+              <w:rPr>
+                <w:rFonts w:ascii="Noto Sans" w:hAnsi="Noto Sans" w:cs="Noto Sans"/>
+                <w:sz w:val="22"/>
+                <w:szCs w:val="22"/>
+              </w:rPr>
+              <w:t>fecha_inicio</w:t>
+            </w:r>
+            <w:proofErr w:type="spellEnd"/>
+            <w:r>
+              <w:rPr>
+                <w:rFonts w:ascii="Noto Sans" w:hAnsi="Noto Sans" w:cs="Noto Sans"/>
+                <w:sz w:val="22"/>
+                <w:szCs w:val="22"/>
+              </w:rPr>
+              <w:t>}}</w:t>
             </w:r>
           </w:p>
         </w:tc>
@@ -339,35 +361,31 @@
                 <w:sz w:val="22"/>
                 <w:szCs w:val="22"/>
               </w:rPr>
-              <w:t>{{fecha_termino}}</w:t>
-            </w:r>
-          </w:p>
-        </w:tc>
-        <w:tc>
-          <w:tcPr>
-            <w:tcW w:w="1696" w:type="dxa"/>
-          </w:tcPr>
-          <w:p>
-            <w:pPr>
+              <w:t>{{</w:t>
+            </w:r>
+            <w:proofErr w:type="spellStart"/>
+            <w:r>
               <w:rPr>
                 <w:rFonts w:ascii="Noto Sans" w:hAnsi="Noto Sans" w:cs="Noto Sans"/>
                 <w:sz w:val="22"/>
                 <w:szCs w:val="22"/>
               </w:rPr>
-            </w:pPr>
+              <w:t>fecha_termino</w:t>
+            </w:r>
+            <w:proofErr w:type="spellEnd"/>
             <w:r>
               <w:rPr>
                 <w:rFonts w:ascii="Noto Sans" w:hAnsi="Noto Sans" w:cs="Noto Sans"/>
                 <w:sz w:val="22"/>
                 <w:szCs w:val="22"/>
               </w:rPr>
-              <w:t>Duración Hrs</w:t>
-            </w:r>
-          </w:p>
-        </w:tc>
-        <w:tc>
-          <w:tcPr>
-            <w:tcW w:w="1105" w:type="dxa"/>
+              <w:t>}}</w:t>
+            </w:r>
+          </w:p>
+        </w:tc>
+        <w:tc>
+          <w:tcPr>
+            <w:tcW w:w="1696" w:type="dxa"/>
           </w:tcPr>
           <w:p>
             <w:pPr>
@@ -383,24 +401,58 @@
                 <w:sz w:val="22"/>
                 <w:szCs w:val="22"/>
               </w:rPr>
-              <w:t>{{</w:t>
-            </w:r>
+              <w:t xml:space="preserve">Duración </w:t>
+            </w:r>
+            <w:proofErr w:type="spellStart"/>
             <w:r>
               <w:rPr>
                 <w:rFonts w:ascii="Noto Sans" w:hAnsi="Noto Sans" w:cs="Noto Sans"/>
                 <w:sz w:val="22"/>
                 <w:szCs w:val="22"/>
               </w:rPr>
-              <w:t xml:space="preserve"> </w:t>
-            </w:r>
-            <w:r>
+              <w:t>Hrs</w:t>
+            </w:r>
+            <w:proofErr w:type="spellEnd"/>
+          </w:p>
+        </w:tc>
+        <w:tc>
+          <w:tcPr>
+            <w:tcW w:w="1105" w:type="dxa"/>
+          </w:tcPr>
+          <w:p>
+            <w:pPr>
               <w:rPr>
                 <w:rFonts w:ascii="Noto Sans" w:hAnsi="Noto Sans" w:cs="Noto Sans"/>
                 <w:sz w:val="22"/>
                 <w:szCs w:val="22"/>
               </w:rPr>
+            </w:pPr>
+            <w:r>
+              <w:rPr>
+                <w:rFonts w:ascii="Noto Sans" w:hAnsi="Noto Sans" w:cs="Noto Sans"/>
+                <w:sz w:val="22"/>
+                <w:szCs w:val="22"/>
+              </w:rPr>
+              <w:t>{{</w:t>
+            </w:r>
+            <w:r>
+              <w:rPr>
+                <w:rFonts w:ascii="Noto Sans" w:hAnsi="Noto Sans" w:cs="Noto Sans"/>
+                <w:sz w:val="22"/>
+                <w:szCs w:val="22"/>
+              </w:rPr>
+              <w:t xml:space="preserve"> </w:t>
+            </w:r>
+            <w:proofErr w:type="spellStart"/>
+            <w:r>
+              <w:rPr>
+                <w:rFonts w:ascii="Noto Sans" w:hAnsi="Noto Sans" w:cs="Noto Sans"/>
+                <w:sz w:val="22"/>
+                <w:szCs w:val="22"/>
+              </w:rPr>
               <w:t>duracion</w:t>
             </w:r>
+            <w:proofErr w:type="spellEnd"/>
             <w:r>
               <w:rPr>
                 <w:rFonts w:ascii="Noto Sans" w:hAnsi="Noto Sans" w:cs="Noto Sans"/>
@@ -2446,6 +2498,7 @@
               </w:rPr>
               <w:t xml:space="preserve"> </w:t>
             </w:r>
+            <w:proofErr w:type="spellStart"/>
             <w:r>
               <w:rPr>
                 <w:rFonts w:ascii="Geomanist" w:hAnsi="Geomanist" w:cs="Noto Sans"/>
@@ -2462,6 +2515,7 @@
               </w:rPr>
               <w:t>instructor</w:t>
             </w:r>
+            <w:proofErr w:type="spellEnd"/>
             <w:r>
               <w:rPr>
                 <w:rFonts w:ascii="Geomanist" w:hAnsi="Geomanist" w:cs="Noto Sans"/>
@@ -2520,6 +2574,7 @@
               </w:rPr>
               <w:t xml:space="preserve"> </w:t>
             </w:r>
+            <w:proofErr w:type="spellStart"/>
             <w:r>
               <w:rPr>
                 <w:rFonts w:ascii="Geomanist" w:hAnsi="Geomanist" w:cs="Noto Sans"/>
@@ -2542,7 +2597,24 @@
                 <w:b/>
                 <w:bCs/>
               </w:rPr>
-              <w:t xml:space="preserve">_instructo </w:t>
+              <w:t>_instructo</w:t>
+            </w:r>
+            <w:r>
+              <w:rPr>
+                <w:rFonts w:ascii="Geomanist" w:hAnsi="Geomanist" w:cs="Noto Sans"/>
+                <w:b/>
+                <w:bCs/>
+              </w:rPr>
+              <w:t>r</w:t>
+            </w:r>
+            <w:proofErr w:type="spellEnd"/>
+            <w:r>
+              <w:rPr>
+                <w:rFonts w:ascii="Geomanist" w:hAnsi="Geomanist" w:cs="Noto Sans"/>
+                <w:b/>
+                <w:bCs/>
+              </w:rPr>
+              <w:t xml:space="preserve"> </w:t>
             </w:r>
             <w:r>
               <w:rPr>
@@ -2609,6 +2681,7 @@
               </w:rPr>
               <w:t xml:space="preserve"> </w:t>
             </w:r>
+            <w:proofErr w:type="spellStart"/>
             <w:r>
               <w:rPr>
                 <w:rFonts w:ascii="Noto Sans" w:hAnsi="Noto Sans" w:cs="Noto Sans"/>
@@ -2617,6 +2690,7 @@
               </w:rPr>
               <w:t>fecha_inicio</w:t>
             </w:r>
+            <w:proofErr w:type="spellEnd"/>
             <w:r>
               <w:rPr>
                 <w:rFonts w:ascii="Noto Sans" w:hAnsi="Noto Sans" w:cs="Noto Sans"/>
@@ -2779,6 +2853,7 @@
               </w:rPr>
               <w:t xml:space="preserve"> </w:t>
             </w:r>
+            <w:proofErr w:type="spellStart"/>
             <w:r>
               <w:rPr>
                 <w:rFonts w:ascii="Geomanist" w:hAnsi="Geomanist" w:cs="Arial"/>
@@ -2787,6 +2862,7 @@
               </w:rPr>
               <w:t>nombre_trabajador</w:t>
             </w:r>
+            <w:proofErr w:type="spellEnd"/>
             <w:r>
               <w:rPr>
                 <w:rFonts w:ascii="Geomanist" w:hAnsi="Geomanist" w:cs="Arial"/>
@@ -2898,6 +2974,7 @@
               </w:rPr>
               <w:t xml:space="preserve"> </w:t>
             </w:r>
+            <w:proofErr w:type="spellStart"/>
             <w:r>
               <w:rPr>
                 <w:rFonts w:ascii="Noto Sans" w:hAnsi="Noto Sans" w:cs="Noto Sans"/>
@@ -2906,6 +2983,7 @@
               </w:rPr>
               <w:t>fecha_inicio</w:t>
             </w:r>
+            <w:proofErr w:type="spellEnd"/>
             <w:r>
               <w:rPr>
                 <w:rFonts w:ascii="Noto Sans" w:hAnsi="Noto Sans" w:cs="Noto Sans"/>
@@ -4099,75 +4177,6 @@
 </file>
 
 <file path=customXml/item1.xml><?xml version="1.0" encoding="utf-8"?>
-<p:properties xmlns:p="http://schemas.microsoft.com/office/2006/metadata/properties" xmlns:xsi="http://www.w3.org/2001/XMLSchema-instance" xmlns:pc="http://schemas.microsoft.com/office/infopath/2007/PartnerControls">
-  <documentManagement>
-    <PublishingExpirationDate xmlns="http://schemas.microsoft.com/sharepoint/v3" xsi:nil="true"/>
-    <PublishingStartDate xmlns="http://schemas.microsoft.com/sharepoint/v3" xsi:nil="true"/>
-    <_dlc_DocId xmlns="24985c95-fb57-494f-9756-0ccb38565a26">XWKFF545T6Z4-292-942</_dlc_DocId>
-    <_dlc_DocIdUrl xmlns="24985c95-fb57-494f-9756-0ccb38565a26">
-      <Url>http://intranet.pemex.com/acerca/indentidad_institucional/_layouts/15/DocIdRedir.aspx?ID=XWKFF545T6Z4-292-942</Url>
-      <Description>XWKFF545T6Z4-292-942</Description>
-    </_dlc_DocIdUrl>
-  </documentManagement>
-</p:properties>
-</file>
-
-<file path=customXml/item2.xml><?xml version="1.0" encoding="utf-8"?>
-<?mso-contentType ?>
-<spe:Receivers xmlns:spe="http://schemas.microsoft.com/sharepoint/events">
-  <Receiver>
-    <Name>Document ID Generator</Name>
-    <Synchronization>Synchronous</Synchronization>
-    <Type>10001</Type>
-    <SequenceNumber>1000</SequenceNumber>
-    <Assembly>Microsoft.Office.DocumentManagement, Version=14.0.0.0, Culture=neutral, PublicKeyToken=71e9bce111e9429c</Assembly>
-    <Class>Microsoft.Office.DocumentManagement.Internal.DocIdHandler</Class>
-    <Data/>
-    <Filter/>
-  </Receiver>
-  <Receiver>
-    <Name>Document ID Generator</Name>
-    <Synchronization>Synchronous</Synchronization>
-    <Type>10002</Type>
-    <SequenceNumber>1001</SequenceNumber>
-    <Assembly>Microsoft.Office.DocumentManagement, Version=14.0.0.0, Culture=neutral, PublicKeyToken=71e9bce111e9429c</Assembly>
-    <Class>Microsoft.Office.DocumentManagement.Internal.DocIdHandler</Class>
-    <Data/>
-    <Filter/>
-  </Receiver>
-  <Receiver>
-    <Name>Document ID Generator</Name>
-    <Synchronization>Synchronous</Synchronization>
-    <Type>10004</Type>
-    <SequenceNumber>1002</SequenceNumber>
-    <Assembly>Microsoft.Office.DocumentManagement, Version=14.0.0.0, Culture=neutral, PublicKeyToken=71e9bce111e9429c</Assembly>
-    <Class>Microsoft.Office.DocumentManagement.Internal.DocIdHandler</Class>
-    <Data/>
-    <Filter/>
-  </Receiver>
-  <Receiver>
-    <Name>Document ID Generator</Name>
-    <Synchronization>Synchronous</Synchronization>
-    <Type>10006</Type>
-    <SequenceNumber>1003</SequenceNumber>
-    <Assembly>Microsoft.Office.DocumentManagement, Version=14.0.0.0, Culture=neutral, PublicKeyToken=71e9bce111e9429c</Assembly>
-    <Class>Microsoft.Office.DocumentManagement.Internal.DocIdHandler</Class>
-    <Data/>
-    <Filter/>
-  </Receiver>
-</spe:Receivers>
-</file>
-
-<file path=customXml/item3.xml><?xml version="1.0" encoding="utf-8"?>
-<?mso-contentType ?>
-<FormTemplates xmlns="http://schemas.microsoft.com/sharepoint/v3/contenttype/forms">
-  <Display>DocumentLibraryForm</Display>
-  <Edit>DocumentLibraryForm</Edit>
-  <New>DocumentLibraryForm</New>
-</FormTemplates>
-</file>
-
-<file path=customXml/item4.xml><?xml version="1.0" encoding="utf-8"?>
 <ct:contentTypeSchema xmlns:ct="http://schemas.microsoft.com/office/2006/metadata/contentType" xmlns:ma="http://schemas.microsoft.com/office/2006/metadata/properties/metaAttributes" ct:_="" ma:_="" ma:contentTypeName="Documento" ma:contentTypeID="0x01010095CF1E75924A1B44AB82CE082859EFFF" ma:contentTypeVersion="2" ma:contentTypeDescription="Crear nuevo documento." ma:contentTypeScope="" ma:versionID="f739fa1a0fba0a8d9368dce7172df3cd">
   <xsd:schema xmlns:xsd="http://www.w3.org/2001/XMLSchema" xmlns:xs="http://www.w3.org/2001/XMLSchema" xmlns:p="http://schemas.microsoft.com/office/2006/metadata/properties" xmlns:ns1="http://schemas.microsoft.com/sharepoint/v3" xmlns:ns2="24985c95-fb57-494f-9756-0ccb38565a26" targetNamespace="http://schemas.microsoft.com/office/2006/metadata/properties" ma:root="true" ma:fieldsID="8c4a6e70d740d55fbf94c06d94431981" ns1:_="" ns2:_="">
     <xsd:import namespace="http://schemas.microsoft.com/sharepoint/v3"/>
@@ -4349,34 +4358,76 @@
 </ct:contentTypeSchema>
 </file>
 
-<file path=customXml/itemProps1.xml><?xml version="1.0" encoding="utf-8"?>
-<ds:datastoreItem xmlns:ds="http://schemas.openxmlformats.org/officeDocument/2006/customXml" ds:itemID="{FA2A4574-A47A-47E7-AB9C-DC4E43872F94}">
-  <ds:schemaRefs>
-    <ds:schemaRef ds:uri="http://schemas.microsoft.com/office/2006/metadata/properties"/>
-    <ds:schemaRef ds:uri="http://schemas.microsoft.com/office/infopath/2007/PartnerControls"/>
-    <ds:schemaRef ds:uri="http://schemas.microsoft.com/sharepoint/v3"/>
-    <ds:schemaRef ds:uri="24985c95-fb57-494f-9756-0ccb38565a26"/>
-  </ds:schemaRefs>
-</ds:datastoreItem>
+<file path=customXml/item2.xml><?xml version="1.0" encoding="utf-8"?>
+<?mso-contentType ?>
+<FormTemplates xmlns="http://schemas.microsoft.com/sharepoint/v3/contenttype/forms">
+  <Display>DocumentLibraryForm</Display>
+  <Edit>DocumentLibraryForm</Edit>
+  <New>DocumentLibraryForm</New>
+</FormTemplates>
 </file>
 
-<file path=customXml/itemProps2.xml><?xml version="1.0" encoding="utf-8"?>
-<ds:datastoreItem xmlns:ds="http://schemas.openxmlformats.org/officeDocument/2006/customXml" ds:itemID="{28A4A97D-CD8F-45FB-B73D-8C0B26152EAB}">
-  <ds:schemaRefs>
-    <ds:schemaRef ds:uri="http://schemas.microsoft.com/sharepoint/events"/>
-  </ds:schemaRefs>
-</ds:datastoreItem>
+<file path=customXml/item3.xml><?xml version="1.0" encoding="utf-8"?>
+<?mso-contentType ?>
+<spe:Receivers xmlns:spe="http://schemas.microsoft.com/sharepoint/events">
+  <Receiver>
+    <Name>Document ID Generator</Name>
+    <Synchronization>Synchronous</Synchronization>
+    <Type>10001</Type>
+    <SequenceNumber>1000</SequenceNumber>
+    <Assembly>Microsoft.Office.DocumentManagement, Version=14.0.0.0, Culture=neutral, PublicKeyToken=71e9bce111e9429c</Assembly>
+    <Class>Microsoft.Office.DocumentManagement.Internal.DocIdHandler</Class>
+    <Data/>
+    <Filter/>
+  </Receiver>
+  <Receiver>
+    <Name>Document ID Generator</Name>
+    <Synchronization>Synchronous</Synchronization>
+    <Type>10002</Type>
+    <SequenceNumber>1001</SequenceNumber>
+    <Assembly>Microsoft.Office.DocumentManagement, Version=14.0.0.0, Culture=neutral, PublicKeyToken=71e9bce111e9429c</Assembly>
+    <Class>Microsoft.Office.DocumentManagement.Internal.DocIdHandler</Class>
+    <Data/>
+    <Filter/>
+  </Receiver>
+  <Receiver>
+    <Name>Document ID Generator</Name>
+    <Synchronization>Synchronous</Synchronization>
+    <Type>10004</Type>
+    <SequenceNumber>1002</SequenceNumber>
+    <Assembly>Microsoft.Office.DocumentManagement, Version=14.0.0.0, Culture=neutral, PublicKeyToken=71e9bce111e9429c</Assembly>
+    <Class>Microsoft.Office.DocumentManagement.Internal.DocIdHandler</Class>
+    <Data/>
+    <Filter/>
+  </Receiver>
+  <Receiver>
+    <Name>Document ID Generator</Name>
+    <Synchronization>Synchronous</Synchronization>
+    <Type>10006</Type>
+    <SequenceNumber>1003</SequenceNumber>
+    <Assembly>Microsoft.Office.DocumentManagement, Version=14.0.0.0, Culture=neutral, PublicKeyToken=71e9bce111e9429c</Assembly>
+    <Class>Microsoft.Office.DocumentManagement.Internal.DocIdHandler</Class>
+    <Data/>
+    <Filter/>
+  </Receiver>
+</spe:Receivers>
 </file>
 
-<file path=customXml/itemProps3.xml><?xml version="1.0" encoding="utf-8"?>
-<ds:datastoreItem xmlns:ds="http://schemas.openxmlformats.org/officeDocument/2006/customXml" ds:itemID="{CCBCF339-BAE8-4D56-A7EE-945549905E07}">
-  <ds:schemaRefs>
-    <ds:schemaRef ds:uri="http://schemas.microsoft.com/sharepoint/v3/contenttype/forms"/>
-  </ds:schemaRefs>
-</ds:datastoreItem>
+<file path=customXml/item4.xml><?xml version="1.0" encoding="utf-8"?>
+<p:properties xmlns:p="http://schemas.microsoft.com/office/2006/metadata/properties" xmlns:xsi="http://www.w3.org/2001/XMLSchema-instance" xmlns:pc="http://schemas.microsoft.com/office/infopath/2007/PartnerControls">
+  <documentManagement>
+    <PublishingExpirationDate xmlns="http://schemas.microsoft.com/sharepoint/v3" xsi:nil="true"/>
+    <PublishingStartDate xmlns="http://schemas.microsoft.com/sharepoint/v3" xsi:nil="true"/>
+    <_dlc_DocId xmlns="24985c95-fb57-494f-9756-0ccb38565a26">XWKFF545T6Z4-292-942</_dlc_DocId>
+    <_dlc_DocIdUrl xmlns="24985c95-fb57-494f-9756-0ccb38565a26">
+      <Url>http://intranet.pemex.com/acerca/indentidad_institucional/_layouts/15/DocIdRedir.aspx?ID=XWKFF545T6Z4-292-942</Url>
+      <Description>XWKFF545T6Z4-292-942</Description>
+    </_dlc_DocIdUrl>
+  </documentManagement>
+</p:properties>
 </file>
 
-<file path=customXml/itemProps4.xml><?xml version="1.0" encoding="utf-8"?>
+<file path=customXml/itemProps1.xml><?xml version="1.0" encoding="utf-8"?>
 <ds:datastoreItem xmlns:ds="http://schemas.openxmlformats.org/officeDocument/2006/customXml" ds:itemID="{4B372235-1673-4A38-A689-516180854826}">
   <ds:schemaRefs>
     <ds:schemaRef ds:uri="http://schemas.microsoft.com/office/2006/metadata/contentType"/>
@@ -4395,6 +4446,33 @@
 </ds:datastoreItem>
 </file>
 
+<file path=customXml/itemProps2.xml><?xml version="1.0" encoding="utf-8"?>
+<ds:datastoreItem xmlns:ds="http://schemas.openxmlformats.org/officeDocument/2006/customXml" ds:itemID="{CCBCF339-BAE8-4D56-A7EE-945549905E07}">
+  <ds:schemaRefs>
+    <ds:schemaRef ds:uri="http://schemas.microsoft.com/sharepoint/v3/contenttype/forms"/>
+  </ds:schemaRefs>
+</ds:datastoreItem>
+</file>
+
+<file path=customXml/itemProps3.xml><?xml version="1.0" encoding="utf-8"?>
+<ds:datastoreItem xmlns:ds="http://schemas.openxmlformats.org/officeDocument/2006/customXml" ds:itemID="{28A4A97D-CD8F-45FB-B73D-8C0B26152EAB}">
+  <ds:schemaRefs>
+    <ds:schemaRef ds:uri="http://schemas.microsoft.com/sharepoint/events"/>
+  </ds:schemaRefs>
+</ds:datastoreItem>
+</file>
+
+<file path=customXml/itemProps4.xml><?xml version="1.0" encoding="utf-8"?>
+<ds:datastoreItem xmlns:ds="http://schemas.openxmlformats.org/officeDocument/2006/customXml" ds:itemID="{FA2A4574-A47A-47E7-AB9C-DC4E43872F94}">
+  <ds:schemaRefs>
+    <ds:schemaRef ds:uri="http://schemas.microsoft.com/office/2006/metadata/properties"/>
+    <ds:schemaRef ds:uri="http://schemas.microsoft.com/office/infopath/2007/PartnerControls"/>
+    <ds:schemaRef ds:uri="http://schemas.microsoft.com/sharepoint/v3"/>
+    <ds:schemaRef ds:uri="24985c95-fb57-494f-9756-0ccb38565a26"/>
+  </ds:schemaRefs>
+</ds:datastoreItem>
+</file>
+
 <file path=docMetadata/LabelInfo.xml><?xml version="1.0" encoding="utf-8"?>
 <clbl:labelList xmlns:clbl="http://schemas.microsoft.com/office/2020/mipLabelMetadata">
   <clbl:label id="{b7a85cbc-91d7-4bc3-bc7f-34262549961f}" enabled="1" method="Standard" siteId="{0fb730e1-89f1-4035-ae89-d327c0f1d87b}" removed="0"/>
